--- a/data/revised_2026-10_full/outputs/v2/Core_Mathematics/SS3.1_Statistics_I/Core_Mathematics_Statistics_I_FinalExplanation_TeacherKey.docx
+++ b/data/revised_2026-10_full/outputs/v2/Core_Mathematics/SS3.1_Statistics_I/Core_Mathematics_Statistics_I_FinalExplanation_TeacherKey.docx
@@ -3114,7 +3114,7 @@
         </w:rPr>
         <w:t xml:space="preserve">© 2026 SeaVuria and ARES. This work is licensed under a </w:t>
       </w:r>
-      <w:hyperlink w:history="1" r:id="rIdthxdyg9vdcqyqtohprww4">
+      <w:hyperlink w:history="1" r:id="rIduxczd7dtyiyh7jhs-mon9">
         <w:r>
           <w:rPr>
             <w:rFonts w:ascii="Arial" w:cs="Arial" w:eastAsia="Arial" w:hAnsi="Arial"/>
@@ -3134,7 +3134,7 @@
         </w:rPr>
         <w:t xml:space="preserve"> (</w:t>
       </w:r>
-      <w:hyperlink w:history="1" r:id="rIdlhudigsu0qjvle1tjprat">
+      <w:hyperlink w:history="1" r:id="rIdmnjlgfbzgsv3kgmvc5s5b">
         <w:r>
           <w:rPr>
             <w:rFonts w:ascii="Arial" w:cs="Arial" w:eastAsia="Arial" w:hAnsi="Arial"/>
@@ -3154,7 +3154,7 @@
         </w:rPr>
         <w:t xml:space="preserve">). To view a copy of this license, visit </w:t>
       </w:r>
-      <w:hyperlink w:history="1" r:id="rIdhyrydrbmufgqgksi4jvwm">
+      <w:hyperlink w:history="1" r:id="rIdfhew1qkzcmbutfvlb7g1p">
         <w:r>
           <w:rPr>
             <w:rFonts w:ascii="Arial" w:cs="Arial" w:eastAsia="Arial" w:hAnsi="Arial"/>
